--- a/clients/nor/me_ec/reports/NOR - ME EC Patch Activity - 2026-01.docx
+++ b/clients/nor/me_ec/reports/NOR - ME EC Patch Activity - 2026-01.docx
@@ -351,52 +351,6 @@
                 <w:color w:val="006DB6"/>
                 <w:sz w:val="48"/>
               </w:rPr>
-              <w:t>2</w:t>
-            </w:r>
-          </w:p>
-          <w:p>
-            <w:pPr>
-              <w:spacing w:before="0" w:after="240"/>
-              <w:jc w:val="center"/>
-            </w:pPr>
-            <w:r>
-              <w:rPr>
-                <w:rFonts w:ascii="Open Sans" w:hAnsi="Open Sans"/>
-                <w:b w:val="0"/>
-                <w:i w:val="0"/>
-                <w:color w:val="59595B"/>
-                <w:sz w:val="20"/>
-              </w:rPr>
-              <w:t>Patches installed</w:t>
-            </w:r>
-          </w:p>
-        </w:tc>
-        <w:tc>
-          <w:tcPr>
-            <w:tcW w:type="dxa" w:w="2340"/>
-            <w:shd w:val="clear" w:color="auto" w:fill="F8F9FA"/>
-            <w:tcBorders>
-              <w:top w:val="nil"/>
-              <w:left w:val="nil"/>
-              <w:bottom w:val="nil"/>
-              <w:right w:val="nil"/>
-              <w:insideH w:val="nil"/>
-              <w:insideV w:val="nil"/>
-            </w:tcBorders>
-          </w:tcPr>
-          <w:p>
-            <w:pPr>
-              <w:spacing w:before="240" w:after="0"/>
-              <w:jc w:val="center"/>
-            </w:pPr>
-            <w:r>
-              <w:rPr>
-                <w:rFonts w:ascii="Open Sans" w:hAnsi="Open Sans"/>
-                <w:b/>
-                <w:i w:val="0"/>
-                <w:color w:val="28A745"/>
-                <w:sz w:val="48"/>
-              </w:rPr>
               <w:t>0</w:t>
             </w:r>
           </w:p>
@@ -413,53 +367,7 @@
                 <w:color w:val="59595B"/>
                 <w:sz w:val="20"/>
               </w:rPr>
-              <w:t>Succeeded</w:t>
-            </w:r>
-          </w:p>
-        </w:tc>
-        <w:tc>
-          <w:tcPr>
-            <w:tcW w:type="dxa" w:w="2340"/>
-            <w:shd w:val="clear" w:color="auto" w:fill="F8F9FA"/>
-            <w:tcBorders>
-              <w:top w:val="nil"/>
-              <w:left w:val="nil"/>
-              <w:bottom w:val="nil"/>
-              <w:right w:val="nil"/>
-              <w:insideH w:val="nil"/>
-              <w:insideV w:val="nil"/>
-            </w:tcBorders>
-          </w:tcPr>
-          <w:p>
-            <w:pPr>
-              <w:spacing w:before="240" w:after="0"/>
-              <w:jc w:val="center"/>
-            </w:pPr>
-            <w:r>
-              <w:rPr>
-                <w:rFonts w:ascii="Open Sans" w:hAnsi="Open Sans"/>
-                <w:b/>
-                <w:i w:val="0"/>
-                <w:color w:val="59595B"/>
-                <w:sz w:val="48"/>
-              </w:rPr>
-              <w:t>0</w:t>
-            </w:r>
-          </w:p>
-          <w:p>
-            <w:pPr>
-              <w:spacing w:before="0" w:after="240"/>
-              <w:jc w:val="center"/>
-            </w:pPr>
-            <w:r>
-              <w:rPr>
-                <w:rFonts w:ascii="Open Sans" w:hAnsi="Open Sans"/>
-                <w:b w:val="0"/>
-                <w:i w:val="0"/>
-                <w:color w:val="59595B"/>
-                <w:sz w:val="20"/>
-              </w:rPr>
-              <w:t>Errored</w:t>
+              <w:t>Patches deployed</w:t>
             </w:r>
           </w:p>
         </w:tc>
@@ -509,23 +417,138 @@
             </w:r>
           </w:p>
         </w:tc>
+        <w:tc>
+          <w:tcPr>
+            <w:tcW w:type="dxa" w:w="2340"/>
+            <w:shd w:val="clear" w:color="auto" w:fill="F8F9FA"/>
+            <w:tcBorders>
+              <w:top w:val="nil"/>
+              <w:left w:val="nil"/>
+              <w:bottom w:val="nil"/>
+              <w:right w:val="nil"/>
+              <w:insideH w:val="nil"/>
+              <w:insideV w:val="nil"/>
+            </w:tcBorders>
+          </w:tcPr>
+          <w:p>
+            <w:pPr>
+              <w:spacing w:before="240" w:after="0"/>
+              <w:jc w:val="center"/>
+            </w:pPr>
+            <w:r>
+              <w:rPr>
+                <w:rFonts w:ascii="Open Sans" w:hAnsi="Open Sans"/>
+                <w:b/>
+                <w:i w:val="0"/>
+                <w:color w:val="F67D4B"/>
+                <w:sz w:val="48"/>
+              </w:rPr>
+              <w:t>0</w:t>
+            </w:r>
+          </w:p>
+          <w:p>
+            <w:pPr>
+              <w:spacing w:before="0" w:after="240"/>
+              <w:jc w:val="center"/>
+            </w:pPr>
+            <w:r>
+              <w:rPr>
+                <w:rFonts w:ascii="Open Sans" w:hAnsi="Open Sans"/>
+                <w:b w:val="0"/>
+                <w:i w:val="0"/>
+                <w:color w:val="59595B"/>
+                <w:sz w:val="20"/>
+              </w:rPr>
+              <w:t>Critical patches deployed</w:t>
+            </w:r>
+          </w:p>
+        </w:tc>
+        <w:tc>
+          <w:tcPr>
+            <w:tcW w:type="dxa" w:w="2340"/>
+            <w:shd w:val="clear" w:color="auto" w:fill="F8F9FA"/>
+            <w:tcBorders>
+              <w:top w:val="nil"/>
+              <w:left w:val="nil"/>
+              <w:bottom w:val="nil"/>
+              <w:right w:val="nil"/>
+              <w:insideH w:val="nil"/>
+              <w:insideV w:val="nil"/>
+            </w:tcBorders>
+          </w:tcPr>
+          <w:p>
+            <w:pPr>
+              <w:spacing w:before="240" w:after="0"/>
+              <w:jc w:val="center"/>
+            </w:pPr>
+            <w:r>
+              <w:rPr>
+                <w:rFonts w:ascii="Open Sans" w:hAnsi="Open Sans"/>
+                <w:b/>
+                <w:i w:val="0"/>
+                <w:color w:val="28A745"/>
+                <w:sz w:val="48"/>
+              </w:rPr>
+              <w:t>0</w:t>
+            </w:r>
+          </w:p>
+          <w:p>
+            <w:pPr>
+              <w:spacing w:before="0" w:after="240"/>
+              <w:jc w:val="center"/>
+            </w:pPr>
+            <w:r>
+              <w:rPr>
+                <w:rFonts w:ascii="Open Sans" w:hAnsi="Open Sans"/>
+                <w:b w:val="0"/>
+                <w:i w:val="0"/>
+                <w:color w:val="59595B"/>
+                <w:sz w:val="20"/>
+              </w:rPr>
+              <w:t>Hands-on remediations</w:t>
+            </w:r>
+          </w:p>
+        </w:tc>
       </w:tr>
     </w:tbl>
-    <w:p>
-      <w:pPr>
-        <w:spacing w:after="160"/>
-      </w:pPr>
-      <w:r>
-        <w:rPr>
-          <w:rFonts w:ascii="Open Sans" w:hAnsi="Open Sans"/>
-          <w:b w:val="0"/>
-          <w:i w:val="0"/>
-          <w:color w:val="59595B"/>
-          <w:sz w:val="22"/>
-        </w:rPr>
-        <w:t>During January 2026, Technijian's automated patch deployment installed 2 patches across 1 NOR endpoints. The deployment success rate was 0.0% (0 succeeded / 0 errored). Errored patches remain in the missing-patch queue and will automatically retry during the next scheduled patch window.</w:t>
-      </w:r>
-    </w:p>
+    <w:tbl>
+      <w:tblPr>
+        <w:tblW w:type="auto" w:w="0"/>
+        <w:tblLook w:firstColumn="1" w:firstRow="1" w:lastColumn="0" w:lastRow="0" w:noHBand="0" w:noVBand="1" w:val="04A0"/>
+      </w:tblPr>
+      <w:tblGrid>
+        <w:gridCol w:w="9360"/>
+      </w:tblGrid>
+      <w:tr>
+        <w:tc>
+          <w:tcPr>
+            <w:tcW w:type="dxa" w:w="9360"/>
+            <w:shd w:val="clear" w:color="auto" w:fill="FEF3EE"/>
+            <w:tcBorders>
+              <w:top w:val="single" w:sz="12" w:color="F67D4B"/>
+              <w:left w:val="single" w:sz="12" w:color="F67D4B"/>
+              <w:bottom w:val="single" w:sz="12" w:color="F67D4B"/>
+              <w:right w:val="single" w:sz="12" w:color="F67D4B"/>
+            </w:tcBorders>
+          </w:tcPr>
+          <w:p>
+            <w:pPr>
+              <w:spacing w:before="120" w:after="120"/>
+            </w:pPr>
+            <w:r>
+              <w:rPr>
+                <w:rFonts w:ascii="Open Sans" w:hAnsi="Open Sans"/>
+                <w:b w:val="0"/>
+                <w:i w:val="0"/>
+                <w:color w:val="1A1A2E"/>
+                <w:sz w:val="22"/>
+              </w:rPr>
+              <w:t>There were no patches scheduled for deployment to NOR endpoints during January 2026. This is expected for months with light vendor release activity. The patch scanning and deployment infrastructure remained operational throughout the period; the next scheduled window will deploy any newly-released patches that apply to your fleet.</w:t>
+            </w:r>
+          </w:p>
+        </w:tc>
+      </w:tr>
+    </w:tbl>
     <w:tbl>
       <w:tblPr>
         <w:tblW w:type="auto" w:w="0"/>
@@ -2112,12 +2135,27 @@
                 <w:color w:val="006DB6"/>
                 <w:sz w:val="28"/>
               </w:rPr>
-              <w:t xml:space="preserve">  Patches Installed</w:t>
+              <w:t xml:space="preserve">  Automated Patch Deployments</w:t>
             </w:r>
           </w:p>
         </w:tc>
       </w:tr>
     </w:tbl>
+    <w:p>
+      <w:pPr>
+        <w:spacing w:after="160"/>
+      </w:pPr>
+      <w:r>
+        <w:rPr>
+          <w:rFonts w:ascii="Open Sans" w:hAnsi="Open Sans"/>
+          <w:b w:val="0"/>
+          <w:i w:val="0"/>
+          <w:color w:val="59595B"/>
+          <w:sz w:val="22"/>
+        </w:rPr>
+        <w:t>2 unique patches were deployed this month by the automated patch pipeline, ranked by number of endpoints that received each patch.</w:t>
+      </w:r>
+    </w:p>
     <w:tbl>
       <w:tblPr>
         <w:tblW w:type="auto" w:w="0"/>
@@ -2345,7 +2383,7 @@
                 <w:color w:val="006DB6"/>
                 <w:sz w:val="28"/>
               </w:rPr>
-              <w:t xml:space="preserve">  Failed Installs</w:t>
+              <w:t xml:space="preserve">  Manual Installations by Technijian</w:t>
             </w:r>
           </w:p>
         </w:tc>
@@ -2383,12 +2421,228 @@
                 <w:color w:val="1A1A2E"/>
                 <w:sz w:val="22"/>
               </w:rPr>
-              <w:t>No patch installs failed this month. All deployments completed without an error code.</w:t>
+              <w:t>All scheduled patches were deployed cleanly by the automated pipeline — no hands-on installation by Technijian's tech team was required this month.</w:t>
             </w:r>
           </w:p>
         </w:tc>
       </w:tr>
     </w:tbl>
+    <w:tbl>
+      <w:tblPr>
+        <w:tblW w:type="auto" w:w="0"/>
+        <w:tblLayout w:type="fixed"/>
+        <w:tblLook w:firstColumn="1" w:firstRow="1" w:lastColumn="0" w:lastRow="0" w:noHBand="0" w:noVBand="1" w:val="04A0"/>
+      </w:tblPr>
+      <w:tblGrid>
+        <w:gridCol w:w="94"/>
+        <w:gridCol w:w="8976"/>
+      </w:tblGrid>
+      <w:tr>
+        <w:tc>
+          <w:tcPr>
+            <w:tcW w:type="dxa" w:w="94"/>
+            <w:shd w:val="clear" w:color="auto" w:fill="006DB6"/>
+            <w:tcBorders>
+              <w:top w:val="nil"/>
+              <w:left w:val="nil"/>
+              <w:bottom w:val="nil"/>
+              <w:right w:val="nil"/>
+              <w:insideH w:val="nil"/>
+              <w:insideV w:val="nil"/>
+            </w:tcBorders>
+          </w:tcPr>
+          <w:p/>
+        </w:tc>
+        <w:tc>
+          <w:tcPr>
+            <w:tcW w:type="dxa" w:w="8976"/>
+            <w:tcBorders>
+              <w:top w:val="nil"/>
+              <w:left w:val="nil"/>
+              <w:bottom w:val="nil"/>
+              <w:right w:val="nil"/>
+              <w:insideH w:val="nil"/>
+              <w:insideV w:val="nil"/>
+            </w:tcBorders>
+          </w:tcPr>
+          <w:p>
+            <w:pPr>
+              <w:spacing w:before="80" w:after="80"/>
+            </w:pPr>
+            <w:r>
+              <w:rPr>
+                <w:rFonts w:ascii="Open Sans" w:hAnsi="Open Sans"/>
+                <w:b/>
+                <w:i w:val="0"/>
+                <w:color w:val="006DB6"/>
+                <w:sz w:val="28"/>
+              </w:rPr>
+              <w:t xml:space="preserve">  What Technijian Did For You</w:t>
+            </w:r>
+          </w:p>
+        </w:tc>
+      </w:tr>
+    </w:tbl>
+    <w:p>
+      <w:pPr>
+        <w:pStyle w:val="ListBullet"/>
+        <w:spacing w:after="80"/>
+      </w:pPr>
+      <w:r>
+        <w:rPr>
+          <w:rFonts w:ascii="Open Sans" w:hAnsi="Open Sans"/>
+          <w:b/>
+          <w:i w:val="0"/>
+          <w:color w:val="1A1A2E"/>
+          <w:sz w:val="22"/>
+        </w:rPr>
+        <w:t xml:space="preserve">Coordinated patches across 1 different software vendors </w:t>
+      </w:r>
+      <w:r>
+        <w:rPr>
+          <w:rFonts w:ascii="Open Sans" w:hAnsi="Open Sans"/>
+          <w:b w:val="0"/>
+          <w:i w:val="0"/>
+          <w:color w:val="59595B"/>
+          <w:sz w:val="22"/>
+        </w:rPr>
+        <w:t>(Microsoft, Adobe, browser makers, and others) so your team doesn't have to track each vendor's release calendar.</w:t>
+      </w:r>
+    </w:p>
+    <w:p>
+      <w:pPr>
+        <w:pStyle w:val="ListBullet"/>
+        <w:spacing w:after="80"/>
+      </w:pPr>
+      <w:r>
+        <w:rPr>
+          <w:rFonts w:ascii="Open Sans" w:hAnsi="Open Sans"/>
+          <w:b/>
+          <w:i w:val="0"/>
+          <w:color w:val="1A1A2E"/>
+          <w:sz w:val="22"/>
+        </w:rPr>
+        <w:t xml:space="preserve">Maintained the scheduled patch window: </w:t>
+      </w:r>
+      <w:r>
+        <w:rPr>
+          <w:rFonts w:ascii="Open Sans" w:hAnsi="Open Sans"/>
+          <w:b w:val="0"/>
+          <w:i w:val="0"/>
+          <w:color w:val="59595B"/>
+          <w:sz w:val="22"/>
+        </w:rPr>
+        <w:t>20:59-02:00 on Fri,Sat (every week). Endpoints powered on during the window received their patches with no user interaction required.</w:t>
+      </w:r>
+    </w:p>
+    <w:p>
+      <w:pPr>
+        <w:pStyle w:val="ListBullet"/>
+        <w:spacing w:after="80"/>
+      </w:pPr>
+      <w:r>
+        <w:rPr>
+          <w:rFonts w:ascii="Open Sans" w:hAnsi="Open Sans"/>
+          <w:b/>
+          <w:i w:val="0"/>
+          <w:color w:val="1A1A2E"/>
+          <w:sz w:val="22"/>
+        </w:rPr>
+        <w:t xml:space="preserve">Monitored the patch infrastructure 24×7: </w:t>
+      </w:r>
+      <w:r>
+        <w:rPr>
+          <w:rFonts w:ascii="Open Sans" w:hAnsi="Open Sans"/>
+          <w:b w:val="0"/>
+          <w:i w:val="0"/>
+          <w:color w:val="59595B"/>
+          <w:sz w:val="22"/>
+        </w:rPr>
+        <w:t>patch scan health, deployment status, distribution server connectivity, and endpoint check-in were all under continuous monitoring throughout the month.</w:t>
+      </w:r>
+    </w:p>
+    <w:tbl>
+      <w:tblPr>
+        <w:tblW w:type="auto" w:w="0"/>
+        <w:tblLayout w:type="fixed"/>
+        <w:tblLook w:firstColumn="1" w:firstRow="1" w:lastColumn="0" w:lastRow="0" w:noHBand="0" w:noVBand="1" w:val="04A0"/>
+      </w:tblPr>
+      <w:tblGrid>
+        <w:gridCol w:w="94"/>
+        <w:gridCol w:w="8976"/>
+      </w:tblGrid>
+      <w:tr>
+        <w:tc>
+          <w:tcPr>
+            <w:tcW w:type="dxa" w:w="94"/>
+            <w:shd w:val="clear" w:color="auto" w:fill="006DB6"/>
+            <w:tcBorders>
+              <w:top w:val="nil"/>
+              <w:left w:val="nil"/>
+              <w:bottom w:val="nil"/>
+              <w:right w:val="nil"/>
+              <w:insideH w:val="nil"/>
+              <w:insideV w:val="nil"/>
+            </w:tcBorders>
+          </w:tcPr>
+          <w:p/>
+        </w:tc>
+        <w:tc>
+          <w:tcPr>
+            <w:tcW w:type="dxa" w:w="8976"/>
+            <w:tcBorders>
+              <w:top w:val="nil"/>
+              <w:left w:val="nil"/>
+              <w:bottom w:val="nil"/>
+              <w:right w:val="nil"/>
+              <w:insideH w:val="nil"/>
+              <w:insideV w:val="nil"/>
+            </w:tcBorders>
+          </w:tcPr>
+          <w:p>
+            <w:pPr>
+              <w:spacing w:before="80" w:after="80"/>
+            </w:pPr>
+            <w:r>
+              <w:rPr>
+                <w:rFonts w:ascii="Open Sans" w:hAnsi="Open Sans"/>
+                <w:b/>
+                <w:i w:val="0"/>
+                <w:color w:val="006DB6"/>
+                <w:sz w:val="28"/>
+              </w:rPr>
+              <w:t xml:space="preserve">  Recommendations</w:t>
+            </w:r>
+          </w:p>
+        </w:tc>
+      </w:tr>
+    </w:tbl>
+    <w:p>
+      <w:pPr>
+        <w:pStyle w:val="ListBullet"/>
+        <w:spacing w:after="80"/>
+      </w:pPr>
+      <w:r>
+        <w:rPr>
+          <w:rFonts w:ascii="Open Sans" w:hAnsi="Open Sans"/>
+          <w:b/>
+          <w:i w:val="0"/>
+          <w:color w:val="1A1A2E"/>
+          <w:sz w:val="22"/>
+        </w:rPr>
+        <w:t xml:space="preserve">Stay the course: </w:t>
+      </w:r>
+      <w:r>
+        <w:rPr>
+          <w:rFonts w:ascii="Open Sans" w:hAnsi="Open Sans"/>
+          <w:b w:val="0"/>
+          <w:i w:val="0"/>
+          <w:color w:val="59595B"/>
+          <w:sz w:val="22"/>
+        </w:rPr>
+        <w:t>your patch deployment infrastructure is healthy, the schedule is being honored, and endpoint coverage is complete. No action items this month.</w:t>
+      </w:r>
+    </w:p>
     <w:tbl>
       <w:tblPr>
         <w:tblW w:type="auto" w:w="0"/>
@@ -2472,7 +2726,7 @@
           <w:color w:val="59595B"/>
           <w:sz w:val="22"/>
         </w:rPr>
-        <w:t>Report generated 2026-05-02 17:37 for client 'NOR' covering January 2026 (installations between the 1st and last day of the month, UTC).</w:t>
+        <w:t>Report generated 2026-05-02 18:08 for client 'NOR' covering January 2026 (installations between the 1st and last day of the month, UTC).</w:t>
       </w:r>
     </w:p>
     <w:p>
@@ -2487,7 +2741,7 @@
           <w:color w:val="59595B"/>
           <w:sz w:val="22"/>
         </w:rPr>
-        <w:t>For questions about any item in this report, or to request a different reporting cadence, contact your Technijian account manager or open a ticket via the Client Portal.</w:t>
+        <w:t>For questions about any item in this report, or to request a different reporting cadence, email support@technijian.com.</w:t>
       </w:r>
     </w:p>
     <w:sectPr>

--- a/clients/nor/me_ec/reports/NOR - ME EC Patch Activity - 2026-01.docx
+++ b/clients/nor/me_ec/reports/NOR - ME EC Patch Activity - 2026-01.docx
@@ -2477,6 +2477,375 @@
                 <w:color w:val="006DB6"/>
                 <w:sz w:val="28"/>
               </w:rPr>
+              <w:t xml:space="preserve">  Year-to-Date Patch Coverage</w:t>
+            </w:r>
+          </w:p>
+        </w:tc>
+      </w:tr>
+    </w:tbl>
+    <w:p>
+      <w:pPr>
+        <w:spacing w:after="160"/>
+      </w:pPr>
+      <w:r>
+        <w:rPr>
+          <w:rFonts w:ascii="Open Sans" w:hAnsi="Open Sans"/>
+          <w:b w:val="0"/>
+          <w:i w:val="0"/>
+          <w:color w:val="59595B"/>
+          <w:sz w:val="22"/>
+        </w:rPr>
+        <w:t>Cumulative 2026 patch deployment totals through January 2026, month by month. The running totals show Technijian's protection compounding across the calendar year.</w:t>
+      </w:r>
+    </w:p>
+    <w:tbl>
+      <w:tblPr>
+        <w:tblW w:type="auto" w:w="0"/>
+        <w:tblLayout w:type="fixed"/>
+        <w:tblLook w:firstColumn="1" w:firstRow="1" w:lastColumn="0" w:lastRow="0" w:noHBand="0" w:noVBand="1" w:val="04A0"/>
+      </w:tblPr>
+      <w:tblGrid>
+        <w:gridCol w:w="1872"/>
+        <w:gridCol w:w="1872"/>
+        <w:gridCol w:w="1872"/>
+        <w:gridCol w:w="1872"/>
+        <w:gridCol w:w="1872"/>
+      </w:tblGrid>
+      <w:tr>
+        <w:tc>
+          <w:tcPr>
+            <w:tcW w:type="dxa" w:w="1728"/>
+            <w:shd w:val="clear" w:color="auto" w:fill="006DB6"/>
+            <w:tcBorders>
+              <w:top w:val="single" w:sz="4" w:color="E9ECEF"/>
+              <w:left w:val="single" w:sz="4" w:color="E9ECEF"/>
+              <w:bottom w:val="single" w:sz="4" w:color="E9ECEF"/>
+              <w:right w:val="single" w:sz="4" w:color="E9ECEF"/>
+            </w:tcBorders>
+          </w:tcPr>
+          <w:p>
+            <w:pPr>
+              <w:spacing w:before="40" w:after="40"/>
+            </w:pPr>
+            <w:r>
+              <w:rPr>
+                <w:rFonts w:ascii="Open Sans" w:hAnsi="Open Sans"/>
+                <w:b/>
+                <w:i w:val="0"/>
+                <w:color w:val="FFFFFF"/>
+                <w:sz w:val="20"/>
+              </w:rPr>
+              <w:t>Month</w:t>
+            </w:r>
+          </w:p>
+        </w:tc>
+        <w:tc>
+          <w:tcPr>
+            <w:tcW w:type="dxa" w:w="2016"/>
+            <w:shd w:val="clear" w:color="auto" w:fill="006DB6"/>
+            <w:tcBorders>
+              <w:top w:val="single" w:sz="4" w:color="E9ECEF"/>
+              <w:left w:val="single" w:sz="4" w:color="E9ECEF"/>
+              <w:bottom w:val="single" w:sz="4" w:color="E9ECEF"/>
+              <w:right w:val="single" w:sz="4" w:color="E9ECEF"/>
+            </w:tcBorders>
+          </w:tcPr>
+          <w:p>
+            <w:pPr>
+              <w:spacing w:before="40" w:after="40"/>
+            </w:pPr>
+            <w:r>
+              <w:rPr>
+                <w:rFonts w:ascii="Open Sans" w:hAnsi="Open Sans"/>
+                <w:b/>
+                <w:i w:val="0"/>
+                <w:color w:val="FFFFFF"/>
+                <w:sz w:val="20"/>
+              </w:rPr>
+              <w:t>Patches Deployed</w:t>
+            </w:r>
+          </w:p>
+        </w:tc>
+        <w:tc>
+          <w:tcPr>
+            <w:tcW w:type="dxa" w:w="1728"/>
+            <w:shd w:val="clear" w:color="auto" w:fill="006DB6"/>
+            <w:tcBorders>
+              <w:top w:val="single" w:sz="4" w:color="E9ECEF"/>
+              <w:left w:val="single" w:sz="4" w:color="E9ECEF"/>
+              <w:bottom w:val="single" w:sz="4" w:color="E9ECEF"/>
+              <w:right w:val="single" w:sz="4" w:color="E9ECEF"/>
+            </w:tcBorders>
+          </w:tcPr>
+          <w:p>
+            <w:pPr>
+              <w:spacing w:before="40" w:after="40"/>
+            </w:pPr>
+            <w:r>
+              <w:rPr>
+                <w:rFonts w:ascii="Open Sans" w:hAnsi="Open Sans"/>
+                <w:b/>
+                <w:i w:val="0"/>
+                <w:color w:val="FFFFFF"/>
+                <w:sz w:val="20"/>
+              </w:rPr>
+              <w:t>Critical Patches</w:t>
+            </w:r>
+          </w:p>
+        </w:tc>
+        <w:tc>
+          <w:tcPr>
+            <w:tcW w:type="dxa" w:w="2016"/>
+            <w:shd w:val="clear" w:color="auto" w:fill="006DB6"/>
+            <w:tcBorders>
+              <w:top w:val="single" w:sz="4" w:color="E9ECEF"/>
+              <w:left w:val="single" w:sz="4" w:color="E9ECEF"/>
+              <w:bottom w:val="single" w:sz="4" w:color="E9ECEF"/>
+              <w:right w:val="single" w:sz="4" w:color="E9ECEF"/>
+            </w:tcBorders>
+          </w:tcPr>
+          <w:p>
+            <w:pPr>
+              <w:spacing w:before="40" w:after="40"/>
+            </w:pPr>
+            <w:r>
+              <w:rPr>
+                <w:rFonts w:ascii="Open Sans" w:hAnsi="Open Sans"/>
+                <w:b/>
+                <w:i w:val="0"/>
+                <w:color w:val="FFFFFF"/>
+                <w:sz w:val="20"/>
+              </w:rPr>
+              <w:t>Endpoints Patched</w:t>
+            </w:r>
+          </w:p>
+        </w:tc>
+        <w:tc>
+          <w:tcPr>
+            <w:tcW w:type="dxa" w:w="1440"/>
+            <w:shd w:val="clear" w:color="auto" w:fill="006DB6"/>
+            <w:tcBorders>
+              <w:top w:val="single" w:sz="4" w:color="E9ECEF"/>
+              <w:left w:val="single" w:sz="4" w:color="E9ECEF"/>
+              <w:bottom w:val="single" w:sz="4" w:color="E9ECEF"/>
+              <w:right w:val="single" w:sz="4" w:color="E9ECEF"/>
+            </w:tcBorders>
+          </w:tcPr>
+          <w:p>
+            <w:pPr>
+              <w:spacing w:before="40" w:after="40"/>
+            </w:pPr>
+            <w:r>
+              <w:rPr>
+                <w:rFonts w:ascii="Open Sans" w:hAnsi="Open Sans"/>
+                <w:b/>
+                <w:i w:val="0"/>
+                <w:color w:val="FFFFFF"/>
+                <w:sz w:val="20"/>
+              </w:rPr>
+              <w:t>YTD Total</w:t>
+            </w:r>
+          </w:p>
+        </w:tc>
+      </w:tr>
+      <w:tr>
+        <w:tc>
+          <w:tcPr>
+            <w:tcW w:type="dxa" w:w="1728"/>
+            <w:tcBorders>
+              <w:top w:val="single" w:sz="4" w:color="E9ECEF"/>
+              <w:left w:val="single" w:sz="4" w:color="E9ECEF"/>
+              <w:bottom w:val="single" w:sz="4" w:color="E9ECEF"/>
+              <w:right w:val="single" w:sz="4" w:color="E9ECEF"/>
+            </w:tcBorders>
+          </w:tcPr>
+          <w:p>
+            <w:pPr>
+              <w:spacing w:before="40" w:after="40"/>
+            </w:pPr>
+            <w:r>
+              <w:rPr>
+                <w:rFonts w:ascii="Open Sans" w:hAnsi="Open Sans"/>
+                <w:b w:val="0"/>
+                <w:i w:val="0"/>
+                <w:color w:val="59595B"/>
+                <w:sz w:val="19"/>
+              </w:rPr>
+              <w:t>January</w:t>
+            </w:r>
+          </w:p>
+        </w:tc>
+        <w:tc>
+          <w:tcPr>
+            <w:tcW w:type="dxa" w:w="2016"/>
+            <w:tcBorders>
+              <w:top w:val="single" w:sz="4" w:color="E9ECEF"/>
+              <w:left w:val="single" w:sz="4" w:color="E9ECEF"/>
+              <w:bottom w:val="single" w:sz="4" w:color="E9ECEF"/>
+              <w:right w:val="single" w:sz="4" w:color="E9ECEF"/>
+            </w:tcBorders>
+          </w:tcPr>
+          <w:p>
+            <w:pPr>
+              <w:spacing w:before="40" w:after="40"/>
+            </w:pPr>
+            <w:r>
+              <w:rPr>
+                <w:rFonts w:ascii="Open Sans" w:hAnsi="Open Sans"/>
+                <w:b w:val="0"/>
+                <w:i w:val="0"/>
+                <w:color w:val="59595B"/>
+                <w:sz w:val="19"/>
+              </w:rPr>
+              <w:t>3</w:t>
+            </w:r>
+          </w:p>
+        </w:tc>
+        <w:tc>
+          <w:tcPr>
+            <w:tcW w:type="dxa" w:w="1728"/>
+            <w:tcBorders>
+              <w:top w:val="single" w:sz="4" w:color="E9ECEF"/>
+              <w:left w:val="single" w:sz="4" w:color="E9ECEF"/>
+              <w:bottom w:val="single" w:sz="4" w:color="E9ECEF"/>
+              <w:right w:val="single" w:sz="4" w:color="E9ECEF"/>
+            </w:tcBorders>
+          </w:tcPr>
+          <w:p>
+            <w:pPr>
+              <w:spacing w:before="40" w:after="40"/>
+            </w:pPr>
+            <w:r>
+              <w:rPr>
+                <w:rFonts w:ascii="Open Sans" w:hAnsi="Open Sans"/>
+                <w:b w:val="0"/>
+                <w:i w:val="0"/>
+                <w:color w:val="59595B"/>
+                <w:sz w:val="19"/>
+              </w:rPr>
+              <w:t>0</w:t>
+            </w:r>
+          </w:p>
+        </w:tc>
+        <w:tc>
+          <w:tcPr>
+            <w:tcW w:type="dxa" w:w="2016"/>
+            <w:tcBorders>
+              <w:top w:val="single" w:sz="4" w:color="E9ECEF"/>
+              <w:left w:val="single" w:sz="4" w:color="E9ECEF"/>
+              <w:bottom w:val="single" w:sz="4" w:color="E9ECEF"/>
+              <w:right w:val="single" w:sz="4" w:color="E9ECEF"/>
+            </w:tcBorders>
+          </w:tcPr>
+          <w:p>
+            <w:pPr>
+              <w:spacing w:before="40" w:after="40"/>
+            </w:pPr>
+            <w:r>
+              <w:rPr>
+                <w:rFonts w:ascii="Open Sans" w:hAnsi="Open Sans"/>
+                <w:b w:val="0"/>
+                <w:i w:val="0"/>
+                <w:color w:val="59595B"/>
+                <w:sz w:val="19"/>
+              </w:rPr>
+              <w:t>2</w:t>
+            </w:r>
+          </w:p>
+        </w:tc>
+        <w:tc>
+          <w:tcPr>
+            <w:tcW w:type="dxa" w:w="1440"/>
+            <w:tcBorders>
+              <w:top w:val="single" w:sz="4" w:color="E9ECEF"/>
+              <w:left w:val="single" w:sz="4" w:color="E9ECEF"/>
+              <w:bottom w:val="single" w:sz="4" w:color="E9ECEF"/>
+              <w:right w:val="single" w:sz="4" w:color="E9ECEF"/>
+            </w:tcBorders>
+          </w:tcPr>
+          <w:p>
+            <w:pPr>
+              <w:spacing w:before="40" w:after="40"/>
+            </w:pPr>
+            <w:r>
+              <w:rPr>
+                <w:rFonts w:ascii="Open Sans" w:hAnsi="Open Sans"/>
+                <w:b w:val="0"/>
+                <w:i w:val="0"/>
+                <w:color w:val="59595B"/>
+                <w:sz w:val="19"/>
+              </w:rPr>
+              <w:t>3</w:t>
+            </w:r>
+          </w:p>
+        </w:tc>
+      </w:tr>
+    </w:tbl>
+    <w:p>
+      <w:pPr>
+        <w:spacing w:after="160"/>
+      </w:pPr>
+      <w:r>
+        <w:rPr>
+          <w:rFonts w:ascii="Open Sans" w:hAnsi="Open Sans"/>
+          <w:b/>
+          <w:i w:val="0"/>
+          <w:color w:val="1A1A2E"/>
+          <w:sz w:val="22"/>
+        </w:rPr>
+        <w:t>Through January 2026, Technijian has deployed 3 patches year-to-date — including 0 Critical-severity vulnerabilities closed.</w:t>
+      </w:r>
+    </w:p>
+    <w:tbl>
+      <w:tblPr>
+        <w:tblW w:type="auto" w:w="0"/>
+        <w:tblLayout w:type="fixed"/>
+        <w:tblLook w:firstColumn="1" w:firstRow="1" w:lastColumn="0" w:lastRow="0" w:noHBand="0" w:noVBand="1" w:val="04A0"/>
+      </w:tblPr>
+      <w:tblGrid>
+        <w:gridCol w:w="94"/>
+        <w:gridCol w:w="8976"/>
+      </w:tblGrid>
+      <w:tr>
+        <w:tc>
+          <w:tcPr>
+            <w:tcW w:type="dxa" w:w="94"/>
+            <w:shd w:val="clear" w:color="auto" w:fill="006DB6"/>
+            <w:tcBorders>
+              <w:top w:val="nil"/>
+              <w:left w:val="nil"/>
+              <w:bottom w:val="nil"/>
+              <w:right w:val="nil"/>
+              <w:insideH w:val="nil"/>
+              <w:insideV w:val="nil"/>
+            </w:tcBorders>
+          </w:tcPr>
+          <w:p/>
+        </w:tc>
+        <w:tc>
+          <w:tcPr>
+            <w:tcW w:type="dxa" w:w="8976"/>
+            <w:tcBorders>
+              <w:top w:val="nil"/>
+              <w:left w:val="nil"/>
+              <w:bottom w:val="nil"/>
+              <w:right w:val="nil"/>
+              <w:insideH w:val="nil"/>
+              <w:insideV w:val="nil"/>
+            </w:tcBorders>
+          </w:tcPr>
+          <w:p>
+            <w:pPr>
+              <w:spacing w:before="80" w:after="80"/>
+            </w:pPr>
+            <w:r>
+              <w:rPr>
+                <w:rFonts w:ascii="Open Sans" w:hAnsi="Open Sans"/>
+                <w:b/>
+                <w:i w:val="0"/>
+                <w:color w:val="006DB6"/>
+                <w:sz w:val="28"/>
+              </w:rPr>
               <w:t xml:space="preserve">  What Technijian Did For You</w:t>
             </w:r>
           </w:p>
@@ -2559,6 +2928,245 @@
           <w:sz w:val="22"/>
         </w:rPr>
         <w:t>patch scan health, deployment status, distribution server connectivity, and endpoint check-in were all under continuous monitoring throughout the month.</w:t>
+      </w:r>
+    </w:p>
+    <w:tbl>
+      <w:tblPr>
+        <w:tblW w:type="auto" w:w="0"/>
+        <w:tblLayout w:type="fixed"/>
+        <w:tblLook w:firstColumn="1" w:firstRow="1" w:lastColumn="0" w:lastRow="0" w:noHBand="0" w:noVBand="1" w:val="04A0"/>
+      </w:tblPr>
+      <w:tblGrid>
+        <w:gridCol w:w="94"/>
+        <w:gridCol w:w="8976"/>
+      </w:tblGrid>
+      <w:tr>
+        <w:tc>
+          <w:tcPr>
+            <w:tcW w:type="dxa" w:w="94"/>
+            <w:shd w:val="clear" w:color="auto" w:fill="006DB6"/>
+            <w:tcBorders>
+              <w:top w:val="nil"/>
+              <w:left w:val="nil"/>
+              <w:bottom w:val="nil"/>
+              <w:right w:val="nil"/>
+              <w:insideH w:val="nil"/>
+              <w:insideV w:val="nil"/>
+            </w:tcBorders>
+          </w:tcPr>
+          <w:p/>
+        </w:tc>
+        <w:tc>
+          <w:tcPr>
+            <w:tcW w:type="dxa" w:w="8976"/>
+            <w:tcBorders>
+              <w:top w:val="nil"/>
+              <w:left w:val="nil"/>
+              <w:bottom w:val="nil"/>
+              <w:right w:val="nil"/>
+              <w:insideH w:val="nil"/>
+              <w:insideV w:val="nil"/>
+            </w:tcBorders>
+          </w:tcPr>
+          <w:p>
+            <w:pPr>
+              <w:spacing w:before="80" w:after="80"/>
+            </w:pPr>
+            <w:r>
+              <w:rPr>
+                <w:rFonts w:ascii="Open Sans" w:hAnsi="Open Sans"/>
+                <w:b/>
+                <w:i w:val="0"/>
+                <w:color w:val="006DB6"/>
+                <w:sz w:val="28"/>
+              </w:rPr>
+              <w:t xml:space="preserve">  Industry News &amp; Vendor Innovations</w:t>
+            </w:r>
+          </w:p>
+        </w:tc>
+      </w:tr>
+    </w:tbl>
+    <w:p>
+      <w:pPr>
+        <w:spacing w:after="160"/>
+      </w:pPr>
+      <w:r>
+        <w:rPr>
+          <w:rFonts w:ascii="Open Sans" w:hAnsi="Open Sans"/>
+          <w:b w:val="0"/>
+          <w:i w:val="0"/>
+          <w:color w:val="59595B"/>
+          <w:sz w:val="22"/>
+        </w:rPr>
+        <w:t>ManageEngine announced no major platform changes this month. Routine detection-content updates and sensor improvements continued to roll out automatically. Technijian tracks ManageEngine's release notes monthly so future updates land in this section as they're published.</w:t>
+      </w:r>
+    </w:p>
+    <w:tbl>
+      <w:tblPr>
+        <w:tblW w:type="auto" w:w="0"/>
+        <w:tblLayout w:type="fixed"/>
+        <w:tblLook w:firstColumn="1" w:firstRow="1" w:lastColumn="0" w:lastRow="0" w:noHBand="0" w:noVBand="1" w:val="04A0"/>
+      </w:tblPr>
+      <w:tblGrid>
+        <w:gridCol w:w="94"/>
+        <w:gridCol w:w="8976"/>
+      </w:tblGrid>
+      <w:tr>
+        <w:tc>
+          <w:tcPr>
+            <w:tcW w:type="dxa" w:w="94"/>
+            <w:shd w:val="clear" w:color="auto" w:fill="006DB6"/>
+            <w:tcBorders>
+              <w:top w:val="nil"/>
+              <w:left w:val="nil"/>
+              <w:bottom w:val="nil"/>
+              <w:right w:val="nil"/>
+              <w:insideH w:val="nil"/>
+              <w:insideV w:val="nil"/>
+            </w:tcBorders>
+          </w:tcPr>
+          <w:p/>
+        </w:tc>
+        <w:tc>
+          <w:tcPr>
+            <w:tcW w:type="dxa" w:w="8976"/>
+            <w:tcBorders>
+              <w:top w:val="nil"/>
+              <w:left w:val="nil"/>
+              <w:bottom w:val="nil"/>
+              <w:right w:val="nil"/>
+              <w:insideH w:val="nil"/>
+              <w:insideV w:val="nil"/>
+            </w:tcBorders>
+          </w:tcPr>
+          <w:p>
+            <w:pPr>
+              <w:spacing w:before="80" w:after="80"/>
+            </w:pPr>
+            <w:r>
+              <w:rPr>
+                <w:rFonts w:ascii="Open Sans" w:hAnsi="Open Sans"/>
+                <w:b/>
+                <w:i w:val="0"/>
+                <w:color w:val="006DB6"/>
+                <w:sz w:val="28"/>
+              </w:rPr>
+              <w:t xml:space="preserve">  Compliance Alignment</w:t>
+            </w:r>
+          </w:p>
+        </w:tc>
+      </w:tr>
+    </w:tbl>
+    <w:p>
+      <w:pPr>
+        <w:spacing w:after="160"/>
+      </w:pPr>
+      <w:r>
+        <w:rPr>
+          <w:rFonts w:ascii="Open Sans" w:hAnsi="Open Sans"/>
+          <w:b w:val="0"/>
+          <w:i w:val="0"/>
+          <w:color w:val="59595B"/>
+          <w:sz w:val="22"/>
+        </w:rPr>
+        <w:t>This client's industry classification is Hospitality. Based on that classification, the data Technijian's stack is helping protect is most likely characterized as: PCI / Guest PII.</w:t>
+      </w:r>
+    </w:p>
+    <w:p>
+      <w:pPr>
+        <w:spacing w:after="160"/>
+      </w:pPr>
+      <w:r>
+        <w:rPr>
+          <w:rFonts w:ascii="Open Sans" w:hAnsi="Open Sans"/>
+          <w:b w:val="0"/>
+          <w:i w:val="0"/>
+          <w:color w:val="59595B"/>
+          <w:sz w:val="21"/>
+        </w:rPr>
+        <w:t>Hotels and spas process card-present and card-not-present transactions, putting them firmly in PCI DSS scope. Guest PII (passport scans, ID) drives CCPA and state breach-notification obligations.</w:t>
+      </w:r>
+    </w:p>
+    <w:p>
+      <w:pPr>
+        <w:spacing w:after="160"/>
+      </w:pPr>
+      <w:r>
+        <w:rPr>
+          <w:rFonts w:ascii="Open Sans" w:hAnsi="Open Sans"/>
+          <w:b/>
+          <w:i w:val="0"/>
+          <w:color w:val="1A1A2E"/>
+          <w:sz w:val="22"/>
+        </w:rPr>
+        <w:t>How Technijian's monitoring stack supports each framework:</w:t>
+      </w:r>
+    </w:p>
+    <w:p>
+      <w:pPr>
+        <w:pStyle w:val="ListBullet"/>
+        <w:spacing w:after="80"/>
+      </w:pPr>
+      <w:r>
+        <w:rPr>
+          <w:rFonts w:ascii="Open Sans" w:hAnsi="Open Sans"/>
+          <w:b/>
+          <w:i w:val="0"/>
+          <w:color w:val="1A1A2E"/>
+          <w:sz w:val="22"/>
+        </w:rPr>
+        <w:t xml:space="preserve">PCI DSS: </w:t>
+      </w:r>
+      <w:r>
+        <w:rPr>
+          <w:rFonts w:ascii="Open Sans" w:hAnsi="Open Sans"/>
+          <w:b w:val="0"/>
+          <w:i w:val="0"/>
+          <w:color w:val="59595B"/>
+          <w:sz w:val="22"/>
+        </w:rPr>
+        <w:t>system patching, anti-malware, and continuous vulnerability monitoring satisfy PCI DSS 4.0 Requirements 5, 6, 11, and 12. Technijian's monthly reports are the audit evidence.</w:t>
+      </w:r>
+    </w:p>
+    <w:p>
+      <w:pPr>
+        <w:pStyle w:val="ListBullet"/>
+        <w:spacing w:after="80"/>
+      </w:pPr>
+      <w:r>
+        <w:rPr>
+          <w:rFonts w:ascii="Open Sans" w:hAnsi="Open Sans"/>
+          <w:b/>
+          <w:i w:val="0"/>
+          <w:color w:val="1A1A2E"/>
+          <w:sz w:val="22"/>
+        </w:rPr>
+        <w:t xml:space="preserve">California CCPA: </w:t>
+      </w:r>
+      <w:r>
+        <w:rPr>
+          <w:rFonts w:ascii="Open Sans" w:hAnsi="Open Sans"/>
+          <w:b w:val="0"/>
+          <w:i w:val="0"/>
+          <w:color w:val="59595B"/>
+          <w:sz w:val="22"/>
+        </w:rPr>
+        <w:t>breach-detection and incident-response capabilities support CCPA §1798.150 reasonable-security obligations and the 72-hour notification window for incidents involving California-resident PII.</w:t>
+      </w:r>
+    </w:p>
+    <w:p>
+      <w:pPr>
+        <w:spacing w:after="160"/>
+      </w:pPr>
+      <w:r>
+        <w:rPr>
+          <w:rFonts w:ascii="Open Sans" w:hAnsi="Open Sans"/>
+          <w:b w:val="0"/>
+          <w:i w:val="0"/>
+          <w:color w:val="59595B"/>
+          <w:sz w:val="19"/>
+        </w:rPr>
+        <w:t>This classification was generated automatically from the client's name and contact-domain signals. If the industry or compliance scope shown here doesn't match your operations, please reply to this report and we'll update the classification — Technijian's team can also produce a deeper compliance-posture report on request.</w:t>
       </w:r>
     </w:p>
     <w:tbl>
@@ -2726,7 +3334,7 @@
           <w:color w:val="59595B"/>
           <w:sz w:val="22"/>
         </w:rPr>
-        <w:t>Report generated 2026-05-02 18:08 for client 'NOR' covering January 2026 (installations between the 1st and last day of the month, UTC).</w:t>
+        <w:t>Report generated 2026-05-02 19:02 for client 'NOR' covering January 2026 (installations between the 1st and last day of the month, UTC).</w:t>
       </w:r>
     </w:p>
     <w:p>

--- a/clients/nor/me_ec/reports/NOR - ME EC Patch Activity - 2026-01.docx
+++ b/clients/nor/me_ec/reports/NOR - ME EC Patch Activity - 2026-01.docx
@@ -2930,6 +2930,116 @@
         <w:t>patch scan health, deployment status, distribution server connectivity, and endpoint check-in were all under continuous monitoring throughout the month.</w:t>
       </w:r>
     </w:p>
+    <w:p>
+      <w:pPr>
+        <w:spacing w:after="160"/>
+      </w:pPr>
+      <w:r>
+        <w:rPr>
+          <w:rFonts w:ascii="Open Sans" w:hAnsi="Open Sans"/>
+          <w:b/>
+          <w:i w:val="0"/>
+          <w:color w:val="1A1A2E"/>
+          <w:sz w:val="24"/>
+        </w:rPr>
+        <w:t>Specific work delivered this month</w:t>
+      </w:r>
+    </w:p>
+    <w:p>
+      <w:pPr>
+        <w:spacing w:after="160"/>
+      </w:pPr>
+      <w:r>
+        <w:rPr>
+          <w:rFonts w:ascii="Open Sans" w:hAnsi="Open Sans"/>
+          <w:b w:val="0"/>
+          <w:i w:val="0"/>
+          <w:color w:val="59595B"/>
+          <w:sz w:val="22"/>
+        </w:rPr>
+        <w:t>These items are pulled directly from the time entries and tickets logged by Technijian's team during the period — actual work, not estimates.</w:t>
+      </w:r>
+    </w:p>
+    <w:p>
+      <w:pPr>
+        <w:pStyle w:val="ListBullet"/>
+        <w:spacing w:after="80"/>
+      </w:pPr>
+      <w:r>
+        <w:rPr>
+          <w:rFonts w:ascii="Open Sans" w:hAnsi="Open Sans"/>
+          <w:b w:val="0"/>
+          <w:i w:val="0"/>
+          <w:color w:val="59595B"/>
+          <w:sz w:val="22"/>
+        </w:rPr>
+        <w:t>MyRMM Manage Engine agent upgraded to the latest version 11.4.2528.28 on WKNOR-FDRIGHT, WKNOR-FOM, WKOR-KEYCARD (handled by G. Kumar) — 0.8h of tech effort</w:t>
+      </w:r>
+    </w:p>
+    <w:p>
+      <w:pPr>
+        <w:pStyle w:val="ListBullet"/>
+        <w:spacing w:after="80"/>
+      </w:pPr>
+      <w:r>
+        <w:rPr>
+          <w:rFonts w:ascii="Open Sans" w:hAnsi="Open Sans"/>
+          <w:b w:val="0"/>
+          <w:i w:val="0"/>
+          <w:color w:val="59595B"/>
+          <w:sz w:val="22"/>
+        </w:rPr>
+        <w:t>MyRMM Manage-Engine Latest version 11.4.2528.28.W updated:- WKNOR-CASSELLS and  WKNOR-HOUSEKEEP (handled by S. Kumar) — 0.5h of tech effort</w:t>
+      </w:r>
+    </w:p>
+    <w:p>
+      <w:pPr>
+        <w:pStyle w:val="ListBullet"/>
+        <w:spacing w:after="80"/>
+      </w:pPr>
+      <w:r>
+        <w:rPr>
+          <w:rFonts w:ascii="Open Sans" w:hAnsi="Open Sans"/>
+          <w:b w:val="0"/>
+          <w:i w:val="0"/>
+          <w:color w:val="59595B"/>
+          <w:sz w:val="22"/>
+        </w:rPr>
+        <w:t>Manage engine Update on WKNOR-FDLEFT, WKNOR-FDRIGHT, WKOR-KEYCARD to Version 11.4.2528.25.W (handled by G. Chamoli) — 0.8h of tech effort</w:t>
+      </w:r>
+    </w:p>
+    <w:p>
+      <w:pPr>
+        <w:pStyle w:val="ListBullet"/>
+        <w:spacing w:after="80"/>
+      </w:pPr>
+      <w:r>
+        <w:rPr>
+          <w:rFonts w:ascii="Open Sans" w:hAnsi="Open Sans"/>
+          <w:b w:val="0"/>
+          <w:i w:val="0"/>
+          <w:color w:val="59595B"/>
+          <w:sz w:val="22"/>
+        </w:rPr>
+        <w:t>Manage engine Update on WKNOR-FDLEFT, WKNOR-FDRIGHT, WKOR-KEYCARD to Version 11.4.2528.25.W — 0.8h on 2026-01-02</w:t>
+      </w:r>
+    </w:p>
+    <w:p>
+      <w:pPr>
+        <w:pStyle w:val="ListBullet"/>
+        <w:spacing w:after="80"/>
+      </w:pPr>
+      <w:r>
+        <w:rPr>
+          <w:rFonts w:ascii="Open Sans" w:hAnsi="Open Sans"/>
+          <w:b w:val="0"/>
+          <w:i w:val="0"/>
+          <w:color w:val="59595B"/>
+          <w:sz w:val="22"/>
+        </w:rPr>
+        <w:t>WKNOR-BACKOFFIC : Myremote sync issue found over this pc — 0.4h on 2026-01-28</w:t>
+      </w:r>
+    </w:p>
     <w:tbl>
       <w:tblPr>
         <w:tblW w:type="auto" w:w="0"/>
@@ -3334,7 +3444,7 @@
           <w:color w:val="59595B"/>
           <w:sz w:val="22"/>
         </w:rPr>
-        <w:t>Report generated 2026-05-02 19:02 for client 'NOR' covering January 2026 (installations between the 1st and last day of the month, UTC).</w:t>
+        <w:t>Report generated 2026-05-02 20:00 for client 'NOR' covering January 2026 (installations between the 1st and last day of the month, UTC).</w:t>
       </w:r>
     </w:p>
     <w:p>
